--- a/book/draft-v2/서드브레인2편_2장_체화된인지.docx
+++ b/book/draft-v2/서드브레인2편_2장_체화된인지.docx
@@ -801,6 +801,155 @@
       </w:r>
     </w:p>
     <w:p>
+      <w:r>
+        <w:br w:type="page"/>
+      </w:r>
+    </w:p>
+    <w:p>
+      <w:pPr>
+        <w:pStyle w:val="Heading2"/>
+        <w:spacing w:after="140" w:before="300"/>
+      </w:pPr>
+      <w:r>
+        <w:rPr>
+          <w:rFonts w:ascii="Malgun Gothic" w:cs="Malgun Gothic" w:eastAsia="Malgun Gothic" w:hAnsi="Malgun Gothic"/>
+          <w:b/>
+          <w:bCs/>
+          <w:color w:val="2E86AB"/>
+          <w:sz w:val="25"/>
+          <w:szCs w:val="25"/>
+        </w:rPr>
+        <w:t xml:space="preserve">2.4 [심화] 모라벡 이후 — 파운데이션 모델은 역설을 풀고 있는가</w:t>
+      </w:r>
+    </w:p>
+    <w:p>
+      <w:pPr>
+        <w:spacing w:after="150" w:before="0" w:line="312"/>
+        <w:jc w:val="both"/>
+      </w:pPr>
+      <w:r>
+        <w:rPr>
+          <w:rFonts w:ascii="Malgun Gothic" w:cs="Malgun Gothic" w:eastAsia="Malgun Gothic" w:hAnsi="Malgun Gothic"/>
+          <w:sz w:val="21"/>
+          <w:szCs w:val="21"/>
+        </w:rPr>
+        <w:t xml:space="preserve">모라벡의 역설이 40년째 유효하다면, 자연스러운 질문이 떠오릅니다. 최근의 파운데이션 모델은 이 역설을 풀고 있는가? 답은 '부분적으로, 그러나 결정적으로는 아직'입니다. 2023년 이후 RT-2, π0, GR00T 같은 시각-언어-행동(VLA) 모델은 웹에서 배운 지식을 물리적 행동으로 전이하는 데 인상적인 진전을 이뤘습니다(5장에서 상술). 로봇이 '바나나를 집어'라는 말을 이해하고, 한 번도 본 적 없는 바나나를 집는 일이 가능해졌습니다. 표층(추론)과 심층(운동)을 잇는 다리가 놓이기 시작한 것입니다.</w:t>
+      </w:r>
+    </w:p>
+    <w:p>
+      <w:pPr>
+        <w:spacing w:after="150" w:before="0" w:line="312"/>
+        <w:jc w:val="both"/>
+      </w:pPr>
+      <w:r>
+        <w:rPr>
+          <w:rFonts w:ascii="Malgun Gothic" w:cs="Malgun Gothic" w:eastAsia="Malgun Gothic" w:hAnsi="Malgun Gothic"/>
+          <w:sz w:val="21"/>
+          <w:szCs w:val="21"/>
+        </w:rPr>
+        <w:t xml:space="preserve">그러나 이 다리는 아직 좁고 흔들립니다. 데이터의 비대칭이 근본 원인입니다. 언어 데이터는 인터넷에 수조 단어가 쌓여 있지만, '몸으로 무언가를 하는' 로봇 행동 데이터는 희소하고 수집 비용이 큽니다. 인간 아기는 수억 년 진화가 압축된 몸과, 매 순간의 풍부한 감각-운동 경험으로 걷기를 배우지만, 로봇에게는 그 데이터가 없습니다. 그래서 오늘의 로봇은 여전히 '깨끗한 실험실의 정해진 물건'은 집어도, '어지러운 부엌의 처음 보는 컵'앞에서는 머뭇거립니다. 모라벡의 벽은 낮아졌으나 무너지지 않았습니다.</w:t>
+      </w:r>
+    </w:p>
+    <w:p>
+      <w:pPr>
+        <w:spacing w:after="150" w:before="0" w:line="312"/>
+        <w:jc w:val="both"/>
+      </w:pPr>
+      <w:r>
+        <w:rPr>
+          <w:rFonts w:ascii="Malgun Gothic" w:cs="Malgun Gothic" w:eastAsia="Malgun Gothic" w:hAnsi="Malgun Gothic"/>
+          <w:sz w:val="21"/>
+          <w:szCs w:val="21"/>
+        </w:rPr>
+        <w:t xml:space="preserve">이 사실이 컴패니언 설계에 주는 교훈은 겸손과 전략입니다. 만능의 손을 기다리지 말고, 우리 집의 '정해진 몇 가지 동작'부터 — 약 트레이 서빙처럼 — 반복 학습으로 정복하는 것입니다. 그리고 그 데이터를 우리가 직접 만듭니다. 리더암 텔레오퍼레이션(3장·5장)이 바로 그 방법입니다. 세상의 로봇 데이터는 희소하지만, '우리 집에서 우리가 시키는 그 동작'의 데이터는 우리가 무한히 만들 수 있습니다. 데이터의 비대칭을, 개인화로 뒤집는 것 — 이것이 모라벡 이후 시대에 개인 컴패니언이 가진 뜻밖의 이점입니다.</w:t>
+      </w:r>
+    </w:p>
+    <w:p>
+      <w:pPr>
+        <w:shd w:fill="EAF3F1" w:val="clear"/>
+        <w:spacing w:after="60" w:before="180"/>
+      </w:pPr>
+      <w:r>
+        <w:rPr>
+          <w:rFonts w:ascii="Malgun Gothic" w:cs="Malgun Gothic" w:eastAsia="Malgun Gothic" w:hAnsi="Malgun Gothic"/>
+          <w:b/>
+          <w:bCs/>
+          <w:color w:val="1F6F6A"/>
+          <w:sz w:val="20"/>
+          <w:szCs w:val="20"/>
+        </w:rPr>
+        <w:t xml:space="preserve">[뇌경영 실천] 모라벡의 벽, 낮아졌으나 무너지지 않았다</w:t>
+      </w:r>
+    </w:p>
+    <w:p>
+      <w:pPr>
+        <w:shd w:fill="EAF3F1" w:val="clear"/>
+        <w:spacing w:after="60" w:line="300"/>
+      </w:pPr>
+      <w:r>
+        <w:rPr>
+          <w:rFonts w:ascii="Malgun Gothic" w:cs="Malgun Gothic" w:eastAsia="Malgun Gothic" w:hAnsi="Malgun Gothic"/>
+          <w:color w:val="333333"/>
+          <w:sz w:val="20"/>
+          <w:szCs w:val="20"/>
+        </w:rPr>
+        <w:t xml:space="preserve">· 진전: VLA 모델이 웹 지식을 행동으로 전이하기 시작(추론-운동의 다리)</w:t>
+      </w:r>
+    </w:p>
+    <w:p>
+      <w:pPr>
+        <w:shd w:fill="EAF3F1" w:val="clear"/>
+        <w:spacing w:after="60" w:line="300"/>
+      </w:pPr>
+      <w:r>
+        <w:rPr>
+          <w:rFonts w:ascii="Malgun Gothic" w:cs="Malgun Gothic" w:eastAsia="Malgun Gothic" w:hAnsi="Malgun Gothic"/>
+          <w:color w:val="333333"/>
+          <w:sz w:val="20"/>
+          <w:szCs w:val="20"/>
+        </w:rPr>
+        <w:t xml:space="preserve">· 한계: 로봇 행동 데이터의 희소성 — '처음 보는 어지러운 환경'은 여전히 난제</w:t>
+      </w:r>
+    </w:p>
+    <w:p>
+      <w:pPr>
+        <w:shd w:fill="EAF3F1" w:val="clear"/>
+        <w:spacing w:after="60" w:line="300"/>
+      </w:pPr>
+      <w:r>
+        <w:rPr>
+          <w:rFonts w:ascii="Malgun Gothic" w:cs="Malgun Gothic" w:eastAsia="Malgun Gothic" w:hAnsi="Malgun Gothic"/>
+          <w:color w:val="333333"/>
+          <w:sz w:val="20"/>
+          <w:szCs w:val="20"/>
+        </w:rPr>
+        <w:t xml:space="preserve">· 전략: 만능을 기다리지 말고 '우리 집의 정해진 동작'부터 반복 정복</w:t>
+      </w:r>
+    </w:p>
+    <w:p>
+      <w:pPr>
+        <w:shd w:fill="EAF3F1" w:val="clear"/>
+        <w:spacing w:after="60" w:line="300"/>
+      </w:pPr>
+      <w:r>
+        <w:rPr>
+          <w:rFonts w:ascii="Malgun Gothic" w:cs="Malgun Gothic" w:eastAsia="Malgun Gothic" w:hAnsi="Malgun Gothic"/>
+          <w:color w:val="333333"/>
+          <w:sz w:val="20"/>
+          <w:szCs w:val="20"/>
+        </w:rPr>
+        <w:t xml:space="preserve">· 반전: 세상의 데이터는 부족해도 '내 집 데이터'는 내가 만든다(개인화의 이점)</w:t>
+      </w:r>
+    </w:p>
+    <w:p>
+      <w:pPr>
+        <w:spacing w:after="140"/>
+      </w:pPr>
+      <w:r>
+        <w:t xml:space="preserve"/>
+      </w:r>
+    </w:p>
+    <w:p>
       <w:pPr>
         <w:spacing w:after="60" w:before="0" w:line="312"/>
         <w:jc w:val="both"/>
